--- a/education/docker-swarm/docx/chapter07_the_tag_that_lies.docx
+++ b/education/docker-swarm/docx/chapter07_the_tag_that_lies.docx
@@ -631,12 +631,16 @@
       </w:r>
       <w:r>
         <w:rPr>
+          <w:rStyle w:val="Key"/>
           <w:b/>
           <w:bCs/>
         </w:rPr>
         <w:t xml:space="preserve">Two were wrong</w:t>
       </w:r>
       <w:r>
+        <w:rPr>
+          <w:rStyle w:val="Key"/>
+        </w:rPr>
         <w:t xml:space="preserve">, and both wrong ones are</w:t>
       </w:r>
       <w:r>
@@ -719,13 +723,26 @@
         <w:pStyle w:val="BodyText"/>
       </w:pPr>
       <w:r>
-        <w:t xml:space="preserve">When a service is created, the manager</w:t>
-      </w:r>
-      <w:r>
-        <w:t xml:space="preserve"> </w:t>
-      </w:r>
-      <w:r>
-        <w:rPr>
+        <w:t xml:space="preserve">When a service is created,</w:t>
+      </w:r>
+      <w:r>
+        <w:t xml:space="preserve"> </w:t>
+      </w:r>
+      <w:r>
+        <w:rPr>
+          <w:rStyle w:val="Key"/>
+        </w:rPr>
+        <w:t xml:space="preserve">the manager</w:t>
+      </w:r>
+      <w:r>
+        <w:rPr>
+          <w:rStyle w:val="Key"/>
+        </w:rPr>
+        <w:t xml:space="preserve"> </w:t>
+      </w:r>
+      <w:r>
+        <w:rPr>
+          <w:rStyle w:val="Key"/>
           <w:b/>
           <w:bCs/>
         </w:rPr>
@@ -733,13 +750,15 @@
       </w:r>
       <w:r>
         <w:rPr>
-          <w:b/>
-          <w:bCs/>
-        </w:rPr>
-        <w:t xml:space="preserve"> </w:t>
-      </w:r>
-      <w:r>
-        <w:rPr>
+          <w:rStyle w:val="Key"/>
+          <w:b/>
+          <w:bCs/>
+        </w:rPr>
+        <w:t xml:space="preserve"> </w:t>
+      </w:r>
+      <w:r>
+        <w:rPr>
+          <w:rStyle w:val="Key"/>
           <w:b/>
           <w:bCs/>
         </w:rPr>
@@ -749,6 +768,9 @@
         <w:t xml:space="preserve"> </w:t>
       </w:r>
       <w:r>
+        <w:rPr>
+          <w:rStyle w:val="Key"/>
+        </w:rPr>
         <w:t xml:space="preserve">From that moment the service is pinned to an immutable image, and the tag is</w:t>
       </w:r>
       <w:r>
@@ -1579,7 +1601,13 @@
         <w:pStyle w:val="FirstParagraph"/>
       </w:pPr>
       <w:r>
-        <w:t xml:space="preserve">The spec followed the tag, exactly as designed.</w:t>
+        <w:rPr>
+          <w:rStyle w:val="Key"/>
+        </w:rPr>
+        <w:t xml:space="preserve">The spec followed the tag, exactly as designed</w:t>
+      </w:r>
+      <w:r>
+        <w:t xml:space="preserve">.</w:t>
       </w:r>
       <w:r>
         <w:t xml:space="preserve"> </w:t>
@@ -1865,23 +1893,39 @@
         <w:t xml:space="preserve"> </w:t>
       </w:r>
       <w:r>
+        <w:rPr>
+          <w:rStyle w:val="Key"/>
+        </w:rPr>
         <w:t xml:space="preserve">requires the replacement task to be</w:t>
       </w:r>
       <w:r>
-        <w:t xml:space="preserve"> </w:t>
-      </w:r>
-      <w:r>
-        <w:rPr>
+        <w:rPr>
+          <w:rStyle w:val="Key"/>
+        </w:rPr>
+        <w:t xml:space="preserve"> </w:t>
+      </w:r>
+      <w:r>
+        <w:rPr>
+          <w:rStyle w:val="Key"/>
           <w:i/>
           <w:iCs/>
         </w:rPr>
         <w:t xml:space="preserve">Running before</w:t>
       </w:r>
       <w:r>
-        <w:t xml:space="preserve"> </w:t>
-      </w:r>
-      <w:r>
-        <w:t xml:space="preserve">the old one stops. It</w:t>
+        <w:rPr>
+          <w:rStyle w:val="Key"/>
+        </w:rPr>
+        <w:t xml:space="preserve"> </w:t>
+      </w:r>
+      <w:r>
+        <w:rPr>
+          <w:rStyle w:val="Key"/>
+        </w:rPr>
+        <w:t xml:space="preserve">the old one stops</w:t>
+      </w:r>
+      <w:r>
+        <w:t xml:space="preserve">. It</w:t>
       </w:r>
       <w:r>
         <w:t xml:space="preserve"> </w:t>
@@ -2747,7 +2791,13 @@
         <w:t xml:space="preserve"> </w:t>
       </w:r>
       <w:r>
-        <w:t xml:space="preserve">stalled rollout for a silent loss of spread. The honest resolutions are</w:t>
+        <w:rPr>
+          <w:rStyle w:val="Key"/>
+        </w:rPr>
+        <w:t xml:space="preserve">stalled rollout for a silent loss of spread</w:t>
+      </w:r>
+      <w:r>
+        <w:t xml:space="preserve">. The honest resolutions are</w:t>
       </w:r>
       <w:r>
         <w:t xml:space="preserve"> </w:t>
@@ -3302,13 +3352,20 @@
         <w:t xml:space="preserve"> </w:t>
       </w:r>
       <w:r>
+        <w:rPr>
+          <w:rStyle w:val="Key"/>
+        </w:rPr>
         <w:t xml:space="preserve">so</w:t>
       </w:r>
       <w:r>
-        <w:t xml:space="preserve"> </w:t>
-      </w:r>
-      <w:r>
-        <w:rPr>
+        <w:rPr>
+          <w:rStyle w:val="Key"/>
+        </w:rPr>
+        <w:t xml:space="preserve"> </w:t>
+      </w:r>
+      <w:r>
+        <w:rPr>
+          <w:rStyle w:val="Key"/>
           <w:b/>
           <w:bCs/>
         </w:rPr>
@@ -3533,9 +3590,15 @@
         <w:pStyle w:val="FirstParagraph"/>
       </w:pPr>
       <w:r>
+        <w:rPr>
+          <w:rStyle w:val="Key"/>
+        </w:rPr>
         <w:t xml:space="preserve">We predicted that</w:t>
       </w:r>
       <w:r>
+        <w:rPr>
+          <w:rStyle w:val="Key"/>
+        </w:rPr>
         <w:t xml:space="preserve"> </w:t>
       </w:r>
       <w:r>
@@ -3545,10 +3608,19 @@
         <w:t xml:space="preserve">--resolve-image never</w:t>
       </w:r>
       <w:r>
-        <w:t xml:space="preserve"> </w:t>
-      </w:r>
-      <w:r>
-        <w:t xml:space="preserve">would drop the digest and leave a bare tag.</w:t>
+        <w:rPr>
+          <w:rStyle w:val="Key"/>
+        </w:rPr>
+        <w:t xml:space="preserve"> </w:t>
+      </w:r>
+      <w:r>
+        <w:rPr>
+          <w:rStyle w:val="Key"/>
+        </w:rPr>
+        <w:t xml:space="preserve">would drop the digest and leave a bare tag</w:t>
+      </w:r>
+      <w:r>
+        <w:t xml:space="preserve">.</w:t>
       </w:r>
       <w:r>
         <w:t xml:space="preserve"> </w:t>
@@ -3712,10 +3784,18 @@
       </w:r>
       <w:r>
         <w:rPr>
-          <w:b/>
-          <w:bCs/>
-        </w:rPr>
-        <w:t xml:space="preserve">Stripping a pin requires a resolution that is ATTEMPTED AND FAILS, not one that is skipped.</w:t>
+          <w:rStyle w:val="Key"/>
+          <w:b/>
+          <w:bCs/>
+        </w:rPr>
+        <w:t xml:space="preserve">Stripping a pin requires a resolution that is ATTEMPTED AND FAILS, not one that is skipped</w:t>
+      </w:r>
+      <w:r>
+        <w:rPr>
+          <w:b/>
+          <w:bCs/>
+        </w:rPr>
+        <w:t xml:space="preserve">.</w:t>
       </w:r>
       <w:r>
         <w:t xml:space="preserve"> </w:t>
@@ -4354,19 +4434,29 @@
         </w:numPr>
       </w:pPr>
       <w:r>
+        <w:rPr>
+          <w:rStyle w:val="Key"/>
+        </w:rPr>
         <w:t xml:space="preserve">at least one node holding a</w:t>
       </w:r>
       <w:r>
-        <w:t xml:space="preserve"> </w:t>
-      </w:r>
-      <w:r>
-        <w:rPr>
+        <w:rPr>
+          <w:rStyle w:val="Key"/>
+        </w:rPr>
+        <w:t xml:space="preserve"> </w:t>
+      </w:r>
+      <w:r>
+        <w:rPr>
+          <w:rStyle w:val="Key"/>
           <w:b/>
           <w:bCs/>
         </w:rPr>
         <w:t xml:space="preserve">stale</w:t>
       </w:r>
       <w:r>
+        <w:rPr>
+          <w:rStyle w:val="Key"/>
+        </w:rPr>
         <w:t xml:space="preserve"> </w:t>
       </w:r>
       <w:r>
@@ -4376,10 +4466,14 @@
         <w:t xml:space="preserve">:latest</w:t>
       </w:r>
       <w:r>
-        <w:t xml:space="preserve"> </w:t>
-      </w:r>
-      <w:r>
-        <w:rPr>
+        <w:rPr>
+          <w:rStyle w:val="Key"/>
+        </w:rPr>
+        <w:t xml:space="preserve"> </w:t>
+      </w:r>
+      <w:r>
+        <w:rPr>
+          <w:rStyle w:val="Key"/>
           <w:i/>
           <w:iCs/>
         </w:rPr>
@@ -4698,7 +4792,13 @@
         <w:t xml:space="preserve"> </w:t>
       </w:r>
       <w:r>
-        <w:t xml:space="preserve">reach for says the deploy finished.</w:t>
+        <w:rPr>
+          <w:rStyle w:val="Key"/>
+        </w:rPr>
+        <w:t xml:space="preserve">reach for says the deploy finished</w:t>
+      </w:r>
+      <w:r>
+        <w:t xml:space="preserve">.</w:t>
       </w:r>
     </w:p>
     <w:p>
@@ -5181,19 +5281,41 @@
         <w:t xml:space="preserve"> </w:t>
       </w:r>
       <w:r>
-        <w:t xml:space="preserve">Pinning is what stops a task that reschedules at 3am — because a node rebooted, or a</w:t>
-      </w:r>
-      <w:r>
-        <w:t xml:space="preserve"> </w:t>
-      </w:r>
-      <w:r>
-        <w:t xml:space="preserve">container OOMed — from silently coming up as a</w:t>
-      </w:r>
-      <w:r>
-        <w:t xml:space="preserve"> </w:t>
-      </w:r>
-      <w:r>
-        <w:rPr>
+        <w:rPr>
+          <w:rStyle w:val="Key"/>
+        </w:rPr>
+        <w:t xml:space="preserve">Pinning is what stops a task that reschedules at 3am</w:t>
+      </w:r>
+      <w:r>
+        <w:t xml:space="preserve"> </w:t>
+      </w:r>
+      <w:r>
+        <w:t xml:space="preserve">— because a node rebooted, or a</w:t>
+      </w:r>
+      <w:r>
+        <w:t xml:space="preserve"> </w:t>
+      </w:r>
+      <w:r>
+        <w:t xml:space="preserve">container OOMed —</w:t>
+      </w:r>
+      <w:r>
+        <w:t xml:space="preserve"> </w:t>
+      </w:r>
+      <w:r>
+        <w:rPr>
+          <w:rStyle w:val="Key"/>
+        </w:rPr>
+        <w:t xml:space="preserve">from silently coming up as a</w:t>
+      </w:r>
+      <w:r>
+        <w:rPr>
+          <w:rStyle w:val="Key"/>
+        </w:rPr>
+        <w:t xml:space="preserve"> </w:t>
+      </w:r>
+      <w:r>
+        <w:rPr>
+          <w:rStyle w:val="Key"/>
           <w:b/>
           <w:bCs/>
         </w:rPr>
@@ -6045,6 +6167,7 @@
       </w:r>
       <w:r>
         <w:rPr>
+          <w:rStyle w:val="Key"/>
           <w:b/>
           <w:bCs/>
         </w:rPr>
@@ -6366,23 +6489,39 @@
         <w:t xml:space="preserve"> </w:t>
       </w:r>
       <w:r>
+        <w:rPr>
+          <w:rStyle w:val="Key"/>
+        </w:rPr>
         <w:t xml:space="preserve">A real outage that</w:t>
       </w:r>
       <w:r>
-        <w:t xml:space="preserve"> </w:t>
-      </w:r>
-      <w:r>
-        <w:rPr>
+        <w:rPr>
+          <w:rStyle w:val="Key"/>
+        </w:rPr>
+        <w:t xml:space="preserve"> </w:t>
+      </w:r>
+      <w:r>
+        <w:rPr>
+          <w:rStyle w:val="Key"/>
           <w:i/>
           <w:iCs/>
         </w:rPr>
         <w:t xml:space="preserve">hangs</w:t>
       </w:r>
       <w:r>
-        <w:t xml:space="preserve"> </w:t>
-      </w:r>
-      <w:r>
-        <w:t xml:space="preserve">instead of refusing may behave differently on timeouts, and that was not</w:t>
+        <w:rPr>
+          <w:rStyle w:val="Key"/>
+        </w:rPr>
+        <w:t xml:space="preserve"> </w:t>
+      </w:r>
+      <w:r>
+        <w:rPr>
+          <w:rStyle w:val="Key"/>
+        </w:rPr>
+        <w:t xml:space="preserve">instead of refusing may behave differently on timeouts</w:t>
+      </w:r>
+      <w:r>
+        <w:t xml:space="preserve">, and that was not</w:t>
       </w:r>
       <w:r>
         <w:t xml:space="preserve"> </w:t>
